--- a/Coding 1 - year/Unit 4 - Loops and Iteration/Daily Lesson Plans/Word/Day 89.docx
+++ b/Coding 1 - year/Unit 4 - Loops and Iteration/Daily Lesson Plans/Word/Day 89.docx
@@ -50,12 +50,15 @@
               </w:rPr>
               <w:t xml:space="preserve">Coding I — Full Year</w:t>
             </w:r>
-          </w:p>
-          <w:p>
-            <w:pPr>
-              <w:spacing w:before="40"/>
-              <w:jc w:val="center"/>
-            </w:pPr>
+            <w:r>
+              <w:rPr>
+                <w:rFonts w:ascii="Arial" w:cs="Arial" w:eastAsia="Arial" w:hAnsi="Arial"/>
+                <w:sz w:val="16"/>
+                <w:szCs w:val="16"/>
+              </w:rPr>
+              <w:br/>
+              <w:t xml:space="preserve"/>
+            </w:r>
             <w:r>
               <w:rPr>
                 <w:rFonts w:ascii="Arial" w:cs="Arial" w:eastAsia="Arial" w:hAnsi="Arial"/>
@@ -83,7 +86,7 @@
           <w:rFonts w:ascii="Arial" w:cs="Arial" w:eastAsia="Arial" w:hAnsi="Arial"/>
           <w:b/>
           <w:bCs/>
-          <w:color w:val="1F3864"/>
+          <w:color w:val="2B5797"/>
           <w:sz w:val="32"/>
           <w:szCs w:val="32"/>
         </w:rPr>
@@ -261,9 +264,9 @@
               <w:right w:val="single" w:color="CCCCCC" w:sz="1"/>
             </w:tcBorders>
             <w:tcMar>
-              <w:top w:type="dxa" w:w="60"/>
+              <w:top w:type="dxa" w:w="80"/>
               <w:left w:type="dxa" w:w="120"/>
-              <w:bottom w:type="dxa" w:w="60"/>
+              <w:bottom w:type="dxa" w:w="80"/>
               <w:right w:type="dxa" w:w="120"/>
             </w:tcMar>
           </w:tcPr>
@@ -290,20 +293,213 @@
               <w:right w:val="single" w:color="CCCCCC" w:sz="1"/>
             </w:tcBorders>
             <w:tcMar>
-              <w:top w:type="dxa" w:w="60"/>
+              <w:top w:type="dxa" w:w="80"/>
               <w:left w:type="dxa" w:w="120"/>
-              <w:bottom w:type="dxa" w:w="60"/>
+              <w:bottom w:type="dxa" w:w="80"/>
               <w:right w:type="dxa" w:w="120"/>
             </w:tcMar>
           </w:tcPr>
           <w:p>
-            <w:r>
-              <w:rPr>
-                <w:rFonts w:ascii="Arial" w:cs="Arial" w:eastAsia="Arial" w:hAnsi="Arial"/>
-                <w:sz w:val="20"/>
-                <w:szCs w:val="20"/>
+            <w:pPr>
+              <w:spacing w:after="80" w:before="80"/>
+            </w:pPr>
+            <w:r>
+              <w:rPr>
+                <w:rFonts w:ascii="Arial" w:cs="Arial" w:eastAsia="Arial" w:hAnsi="Arial"/>
+                <w:b/>
+                <w:bCs/>
+                <w:i w:val="false"/>
+                <w:iCs w:val="false"/>
+                <w:color w:val="000000"/>
+                <w:sz w:val="22"/>
+                <w:szCs w:val="22"/>
               </w:rPr>
               <w:t xml:space="preserve">Bell Ringer / Review</w:t>
+            </w:r>
+            <w:r>
+              <w:rPr>
+                <w:rFonts w:ascii="Arial" w:cs="Arial" w:eastAsia="Arial" w:hAnsi="Arial"/>
+                <w:sz w:val="20"/>
+                <w:szCs w:val="20"/>
+              </w:rPr>
+              <w:br/>
+              <w:t xml:space="preserve"/>
+            </w:r>
+            <w:r>
+              <w:rPr>
+                <w:rFonts w:ascii="Arial" w:cs="Arial" w:eastAsia="Arial" w:hAnsi="Arial"/>
+                <w:sz w:val="20"/>
+                <w:szCs w:val="20"/>
+              </w:rPr>
+              <w:br/>
+              <w:t xml:space="preserve"/>
+            </w:r>
+            <w:r>
+              <w:rPr>
+                <w:rFonts w:ascii="Arial" w:cs="Arial" w:eastAsia="Arial" w:hAnsi="Arial"/>
+                <w:b/>
+                <w:bCs/>
+                <w:i w:val="false"/>
+                <w:iCs w:val="false"/>
+                <w:color w:val="000000"/>
+                <w:sz w:val="20"/>
+                <w:szCs w:val="20"/>
+              </w:rPr>
+              <w:t xml:space="preserve">Quick Write </w:t>
+            </w:r>
+            <w:r>
+              <w:rPr>
+                <w:rFonts w:ascii="Arial" w:cs="Arial" w:eastAsia="Arial" w:hAnsi="Arial"/>
+                <w:b w:val="false"/>
+                <w:bCs w:val="false"/>
+                <w:i w:val="false"/>
+                <w:iCs w:val="false"/>
+                <w:color w:val="000000"/>
+                <w:sz w:val="20"/>
+                <w:szCs w:val="20"/>
+              </w:rPr>
+              <w:t xml:space="preserve">(3 min — written or verbal):</w:t>
+            </w:r>
+            <w:r>
+              <w:rPr>
+                <w:rFonts w:ascii="Arial" w:cs="Arial" w:eastAsia="Arial" w:hAnsi="Arial"/>
+                <w:sz w:val="20"/>
+                <w:szCs w:val="20"/>
+              </w:rPr>
+              <w:br/>
+              <w:t xml:space="preserve"/>
+            </w:r>
+            <w:r>
+              <w:rPr>
+                <w:rFonts w:ascii="Arial" w:cs="Arial" w:eastAsia="Arial" w:hAnsi="Arial"/>
+                <w:b w:val="false"/>
+                <w:bCs w:val="false"/>
+                <w:i w:val="false"/>
+                <w:iCs w:val="false"/>
+                <w:color w:val="000000"/>
+                <w:sz w:val="20"/>
+                <w:szCs w:val="20"/>
+              </w:rPr>
+              <w:t xml:space="preserve">    What do you already know about how to apply loops and lists to create an interactive, complete program with user input, data processing, and output?</w:t>
+            </w:r>
+            <w:r>
+              <w:rPr>
+                <w:rFonts w:ascii="Arial" w:cs="Arial" w:eastAsia="Arial" w:hAnsi="Arial"/>
+                <w:sz w:val="20"/>
+                <w:szCs w:val="20"/>
+              </w:rPr>
+              <w:br/>
+              <w:t xml:space="preserve"/>
+            </w:r>
+            <w:r>
+              <w:rPr>
+                <w:rFonts w:ascii="Arial" w:cs="Arial" w:eastAsia="Arial" w:hAnsi="Arial"/>
+                <w:sz w:val="20"/>
+                <w:szCs w:val="20"/>
+              </w:rPr>
+              <w:br/>
+              <w:t xml:space="preserve"/>
+            </w:r>
+            <w:r>
+              <w:rPr>
+                <w:rFonts w:ascii="Arial" w:cs="Arial" w:eastAsia="Arial" w:hAnsi="Arial"/>
+                <w:b/>
+                <w:bCs/>
+                <w:i w:val="false"/>
+                <w:iCs w:val="false"/>
+                <w:color w:val="000000"/>
+                <w:sz w:val="20"/>
+                <w:szCs w:val="20"/>
+              </w:rPr>
+              <w:t xml:space="preserve">Vocabulary Preview — </w:t>
+            </w:r>
+            <w:r>
+              <w:rPr>
+                <w:rFonts w:ascii="Arial" w:cs="Arial" w:eastAsia="Arial" w:hAnsi="Arial"/>
+                <w:b w:val="false"/>
+                <w:bCs w:val="false"/>
+                <w:i w:val="false"/>
+                <w:iCs w:val="false"/>
+                <w:color w:val="000000"/>
+                <w:sz w:val="20"/>
+                <w:szCs w:val="20"/>
+              </w:rPr>
+              <w:t xml:space="preserve">terms we'll use today:</w:t>
+            </w:r>
+            <w:r>
+              <w:rPr>
+                <w:rFonts w:ascii="Arial" w:cs="Arial" w:eastAsia="Arial" w:hAnsi="Arial"/>
+                <w:sz w:val="20"/>
+                <w:szCs w:val="20"/>
+              </w:rPr>
+              <w:br/>
+              <w:t xml:space="preserve"/>
+            </w:r>
+            <w:r>
+              <w:rPr>
+                <w:rFonts w:ascii="Arial" w:cs="Arial" w:eastAsia="Arial" w:hAnsi="Arial"/>
+                <w:b w:val="false"/>
+                <w:bCs w:val="false"/>
+                <w:i w:val="false"/>
+                <w:iCs w:val="false"/>
+                <w:color w:val="000000"/>
+                <w:sz w:val="20"/>
+                <w:szCs w:val="20"/>
+              </w:rPr>
+              <w:t xml:space="preserve">    • Features   •   Sample Run</w:t>
+            </w:r>
+            <w:r>
+              <w:rPr>
+                <w:rFonts w:ascii="Arial" w:cs="Arial" w:eastAsia="Arial" w:hAnsi="Arial"/>
+                <w:sz w:val="20"/>
+                <w:szCs w:val="20"/>
+              </w:rPr>
+              <w:br/>
+              <w:t xml:space="preserve"/>
+            </w:r>
+            <w:r>
+              <w:rPr>
+                <w:rFonts w:ascii="Arial" w:cs="Arial" w:eastAsia="Arial" w:hAnsi="Arial"/>
+                <w:sz w:val="20"/>
+                <w:szCs w:val="20"/>
+              </w:rPr>
+              <w:br/>
+              <w:t xml:space="preserve"/>
+            </w:r>
+            <w:r>
+              <w:rPr>
+                <w:rFonts w:ascii="Arial" w:cs="Arial" w:eastAsia="Arial" w:hAnsi="Arial"/>
+                <w:b w:val="false"/>
+                <w:bCs w:val="false"/>
+                <w:i/>
+                <w:iCs/>
+                <w:color w:val="444444"/>
+                <w:sz w:val="20"/>
+                <w:szCs w:val="20"/>
+              </w:rPr>
+              <w:t xml:space="preserve">Today's Goal: By the end of class you will be able to apply loops and lists to create an interactive, complete program with user input, data processing, and output.</w:t>
+            </w:r>
+            <w:r>
+              <w:rPr>
+                <w:rFonts w:ascii="Arial" w:cs="Arial" w:eastAsia="Arial" w:hAnsi="Arial"/>
+                <w:sz w:val="20"/>
+                <w:szCs w:val="20"/>
+              </w:rPr>
+              <w:br/>
+              <w:t xml:space="preserve"/>
+            </w:r>
+            <w:r>
+              <w:rPr>
+                <w:rFonts w:ascii="Arial" w:cs="Arial" w:eastAsia="Arial" w:hAnsi="Arial"/>
+                <w:b w:val="false"/>
+                <w:bCs w:val="false"/>
+                <w:i/>
+                <w:iCs/>
+                <w:color w:val="555555"/>
+                <w:sz w:val="20"/>
+                <w:szCs w:val="20"/>
+              </w:rPr>
+              <w:t xml:space="preserve">→ Pair-share your response, then 2–3 students share with the class.</w:t>
             </w:r>
           </w:p>
         </w:tc>
@@ -319,9 +515,9 @@
               <w:right w:val="single" w:color="CCCCCC" w:sz="1"/>
             </w:tcBorders>
             <w:tcMar>
-              <w:top w:type="dxa" w:w="60"/>
+              <w:top w:type="dxa" w:w="80"/>
               <w:left w:type="dxa" w:w="120"/>
-              <w:bottom w:type="dxa" w:w="60"/>
+              <w:bottom w:type="dxa" w:w="80"/>
               <w:right w:type="dxa" w:w="120"/>
             </w:tcMar>
           </w:tcPr>
@@ -348,20 +544,468 @@
               <w:right w:val="single" w:color="CCCCCC" w:sz="1"/>
             </w:tcBorders>
             <w:tcMar>
-              <w:top w:type="dxa" w:w="60"/>
+              <w:top w:type="dxa" w:w="80"/>
               <w:left w:type="dxa" w:w="120"/>
-              <w:bottom w:type="dxa" w:w="60"/>
+              <w:bottom w:type="dxa" w:w="80"/>
               <w:right w:type="dxa" w:w="120"/>
             </w:tcMar>
           </w:tcPr>
           <w:p>
-            <w:r>
-              <w:rPr>
-                <w:rFonts w:ascii="Arial" w:cs="Arial" w:eastAsia="Arial" w:hAnsi="Arial"/>
-                <w:sz w:val="20"/>
-                <w:szCs w:val="20"/>
-              </w:rPr>
-              <w:t xml:space="preserve">Mini Lesson: Mini-Project Start — Number Analyzer or Quiz Game</w:t>
+            <w:pPr>
+              <w:spacing w:after="80" w:before="80"/>
+            </w:pPr>
+            <w:r>
+              <w:rPr>
+                <w:rFonts w:ascii="Arial" w:cs="Arial" w:eastAsia="Arial" w:hAnsi="Arial"/>
+                <w:b/>
+                <w:bCs/>
+                <w:i w:val="false"/>
+                <w:iCs w:val="false"/>
+                <w:color w:val="000000"/>
+                <w:sz w:val="22"/>
+                <w:szCs w:val="22"/>
+              </w:rPr>
+              <w:t xml:space="preserve">Mini Lesson: </w:t>
+            </w:r>
+            <w:r>
+              <w:rPr>
+                <w:rFonts w:ascii="Arial" w:cs="Arial" w:eastAsia="Arial" w:hAnsi="Arial"/>
+                <w:b w:val="false"/>
+                <w:bCs w:val="false"/>
+                <w:i w:val="false"/>
+                <w:iCs w:val="false"/>
+                <w:color w:val="000000"/>
+                <w:sz w:val="22"/>
+                <w:szCs w:val="22"/>
+              </w:rPr>
+              <w:t xml:space="preserve">Mini-Project Start — Number Analyzer or Quiz Game</w:t>
+            </w:r>
+            <w:r>
+              <w:rPr>
+                <w:rFonts w:ascii="Arial" w:cs="Arial" w:eastAsia="Arial" w:hAnsi="Arial"/>
+                <w:sz w:val="20"/>
+                <w:szCs w:val="20"/>
+              </w:rPr>
+              <w:br/>
+              <w:t xml:space="preserve"/>
+            </w:r>
+            <w:r>
+              <w:rPr>
+                <w:rFonts w:ascii="Arial" w:cs="Arial" w:eastAsia="Arial" w:hAnsi="Arial"/>
+                <w:sz w:val="20"/>
+                <w:szCs w:val="20"/>
+              </w:rPr>
+              <w:br/>
+              <w:t xml:space="preserve"/>
+            </w:r>
+            <w:r>
+              <w:rPr>
+                <w:rFonts w:ascii="Arial" w:cs="Arial" w:eastAsia="Arial" w:hAnsi="Arial"/>
+                <w:b/>
+                <w:bCs/>
+                <w:i/>
+                <w:iCs/>
+                <w:color w:val="000000"/>
+                <w:sz w:val="20"/>
+                <w:szCs w:val="20"/>
+              </w:rPr>
+              <w:t xml:space="preserve">Learning Target: </w:t>
+            </w:r>
+            <w:r>
+              <w:rPr>
+                <w:rFonts w:ascii="Arial" w:cs="Arial" w:eastAsia="Arial" w:hAnsi="Arial"/>
+                <w:b w:val="false"/>
+                <w:bCs w:val="false"/>
+                <w:i/>
+                <w:iCs/>
+                <w:color w:val="333333"/>
+                <w:sz w:val="20"/>
+                <w:szCs w:val="20"/>
+              </w:rPr>
+              <w:t xml:space="preserve">I can apply loops and lists to create an interactive, complete program with user input, data processing, and output.</w:t>
+            </w:r>
+            <w:r>
+              <w:rPr>
+                <w:rFonts w:ascii="Arial" w:cs="Arial" w:eastAsia="Arial" w:hAnsi="Arial"/>
+                <w:sz w:val="20"/>
+                <w:szCs w:val="20"/>
+              </w:rPr>
+              <w:br/>
+              <w:t xml:space="preserve"/>
+            </w:r>
+            <w:r>
+              <w:rPr>
+                <w:rFonts w:ascii="Arial" w:cs="Arial" w:eastAsia="Arial" w:hAnsi="Arial"/>
+                <w:sz w:val="20"/>
+                <w:szCs w:val="20"/>
+              </w:rPr>
+              <w:br/>
+              <w:t xml:space="preserve"/>
+            </w:r>
+            <w:r>
+              <w:rPr>
+                <w:rFonts w:ascii="Arial" w:cs="Arial" w:eastAsia="Arial" w:hAnsi="Arial"/>
+                <w:b w:val="false"/>
+                <w:bCs w:val="false"/>
+                <w:i w:val="false"/>
+                <w:iCs w:val="false"/>
+                <w:color w:val="000000"/>
+                <w:sz w:val="20"/>
+                <w:szCs w:val="20"/>
+              </w:rPr>
+              <w:t xml:space="preserve">This mini-project integrates all Unit 4 learning:</w:t>
+            </w:r>
+            <w:r>
+              <w:rPr>
+                <w:rFonts w:ascii="Arial" w:cs="Arial" w:eastAsia="Arial" w:hAnsi="Arial"/>
+                <w:sz w:val="20"/>
+                <w:szCs w:val="20"/>
+              </w:rPr>
+              <w:br/>
+              <w:t xml:space="preserve"/>
+            </w:r>
+            <w:r>
+              <w:rPr>
+                <w:rFonts w:ascii="Arial" w:cs="Arial" w:eastAsia="Arial" w:hAnsi="Arial"/>
+                <w:b w:val="false"/>
+                <w:bCs w:val="false"/>
+                <w:i w:val="false"/>
+                <w:iCs w:val="false"/>
+                <w:color w:val="000000"/>
+                <w:sz w:val="20"/>
+                <w:szCs w:val="20"/>
+              </w:rPr>
+              <w:t xml:space="preserve">Choose one project to complete over Days 89–90.</w:t>
+            </w:r>
+            <w:r>
+              <w:rPr>
+                <w:rFonts w:ascii="Arial" w:cs="Arial" w:eastAsia="Arial" w:hAnsi="Arial"/>
+                <w:sz w:val="20"/>
+                <w:szCs w:val="20"/>
+              </w:rPr>
+              <w:br/>
+              <w:t xml:space="preserve"/>
+            </w:r>
+            <w:r>
+              <w:rPr>
+                <w:rFonts w:ascii="Arial" w:cs="Arial" w:eastAsia="Arial" w:hAnsi="Arial"/>
+                <w:sz w:val="20"/>
+                <w:szCs w:val="20"/>
+              </w:rPr>
+              <w:br/>
+              <w:t xml:space="preserve"/>
+            </w:r>
+            <w:r>
+              <w:rPr>
+                <w:rFonts w:ascii="Arial" w:cs="Arial" w:eastAsia="Arial" w:hAnsi="Arial"/>
+                <w:b/>
+                <w:bCs/>
+                <w:i w:val="false"/>
+                <w:iCs w:val="false"/>
+                <w:color w:val="000000"/>
+                <w:sz w:val="20"/>
+                <w:szCs w:val="20"/>
+              </w:rPr>
+              <w:t xml:space="preserve">Key Concepts:</w:t>
+            </w:r>
+            <w:r>
+              <w:rPr>
+                <w:rFonts w:ascii="Arial" w:cs="Arial" w:eastAsia="Arial" w:hAnsi="Arial"/>
+                <w:sz w:val="20"/>
+                <w:szCs w:val="20"/>
+              </w:rPr>
+              <w:br/>
+              <w:t xml:space="preserve"/>
+            </w:r>
+            <w:r>
+              <w:rPr>
+                <w:rFonts w:ascii="Arial" w:cs="Arial" w:eastAsia="Arial" w:hAnsi="Arial"/>
+                <w:b w:val="false"/>
+                <w:bCs w:val="false"/>
+                <w:i w:val="false"/>
+                <w:iCs w:val="false"/>
+                <w:color w:val="000000"/>
+                <w:sz w:val="20"/>
+                <w:szCs w:val="20"/>
+              </w:rPr>
+              <w:t xml:space="preserve">    • Loops (while, for)</w:t>
+            </w:r>
+            <w:r>
+              <w:rPr>
+                <w:rFonts w:ascii="Arial" w:cs="Arial" w:eastAsia="Arial" w:hAnsi="Arial"/>
+                <w:sz w:val="20"/>
+                <w:szCs w:val="20"/>
+              </w:rPr>
+              <w:br/>
+              <w:t xml:space="preserve"/>
+            </w:r>
+            <w:r>
+              <w:rPr>
+                <w:rFonts w:ascii="Arial" w:cs="Arial" w:eastAsia="Arial" w:hAnsi="Arial"/>
+                <w:b w:val="false"/>
+                <w:bCs w:val="false"/>
+                <w:i w:val="false"/>
+                <w:iCs w:val="false"/>
+                <w:color w:val="000000"/>
+                <w:sz w:val="20"/>
+                <w:szCs w:val="20"/>
+              </w:rPr>
+              <w:t xml:space="preserve">    • Lists and list methods</w:t>
+            </w:r>
+            <w:r>
+              <w:rPr>
+                <w:rFonts w:ascii="Arial" w:cs="Arial" w:eastAsia="Arial" w:hAnsi="Arial"/>
+                <w:sz w:val="20"/>
+                <w:szCs w:val="20"/>
+              </w:rPr>
+              <w:br/>
+              <w:t xml:space="preserve"/>
+            </w:r>
+            <w:r>
+              <w:rPr>
+                <w:rFonts w:ascii="Arial" w:cs="Arial" w:eastAsia="Arial" w:hAnsi="Arial"/>
+                <w:b w:val="false"/>
+                <w:bCs w:val="false"/>
+                <w:i w:val="false"/>
+                <w:iCs w:val="false"/>
+                <w:color w:val="000000"/>
+                <w:sz w:val="20"/>
+                <w:szCs w:val="20"/>
+              </w:rPr>
+              <w:t xml:space="preserve">    • Input validation</w:t>
+            </w:r>
+            <w:r>
+              <w:rPr>
+                <w:rFonts w:ascii="Arial" w:cs="Arial" w:eastAsia="Arial" w:hAnsi="Arial"/>
+                <w:sz w:val="20"/>
+                <w:szCs w:val="20"/>
+              </w:rPr>
+              <w:br/>
+              <w:t xml:space="preserve"/>
+            </w:r>
+            <w:r>
+              <w:rPr>
+                <w:rFonts w:ascii="Arial" w:cs="Arial" w:eastAsia="Arial" w:hAnsi="Arial"/>
+                <w:b w:val="false"/>
+                <w:bCs w:val="false"/>
+                <w:i w:val="false"/>
+                <w:iCs w:val="false"/>
+                <w:color w:val="000000"/>
+                <w:sz w:val="20"/>
+                <w:szCs w:val="20"/>
+              </w:rPr>
+              <w:t xml:space="preserve">    • Data analysis</w:t>
+            </w:r>
+            <w:r>
+              <w:rPr>
+                <w:rFonts w:ascii="Arial" w:cs="Arial" w:eastAsia="Arial" w:hAnsi="Arial"/>
+                <w:sz w:val="20"/>
+                <w:szCs w:val="20"/>
+              </w:rPr>
+              <w:br/>
+              <w:t xml:space="preserve"/>
+            </w:r>
+            <w:r>
+              <w:rPr>
+                <w:rFonts w:ascii="Arial" w:cs="Arial" w:eastAsia="Arial" w:hAnsi="Arial"/>
+                <w:b w:val="false"/>
+                <w:bCs w:val="false"/>
+                <w:i w:val="false"/>
+                <w:iCs w:val="false"/>
+                <w:color w:val="000000"/>
+                <w:sz w:val="20"/>
+                <w:szCs w:val="20"/>
+              </w:rPr>
+              <w:t xml:space="preserve">    • Interactive programs</w:t>
+            </w:r>
+            <w:r>
+              <w:rPr>
+                <w:rFonts w:ascii="Arial" w:cs="Arial" w:eastAsia="Arial" w:hAnsi="Arial"/>
+                <w:sz w:val="20"/>
+                <w:szCs w:val="20"/>
+              </w:rPr>
+              <w:br/>
+              <w:t xml:space="preserve"/>
+            </w:r>
+            <w:r>
+              <w:rPr>
+                <w:rFonts w:ascii="Arial" w:cs="Arial" w:eastAsia="Arial" w:hAnsi="Arial"/>
+                <w:b w:val="false"/>
+                <w:bCs w:val="false"/>
+                <w:i w:val="false"/>
+                <w:iCs w:val="false"/>
+                <w:color w:val="000000"/>
+                <w:sz w:val="20"/>
+                <w:szCs w:val="20"/>
+              </w:rPr>
+              <w:t xml:space="preserve">    • Ask for numbers until user enters "done" or a sentinel value (e.g., -1)</w:t>
+            </w:r>
+            <w:r>
+              <w:rPr>
+                <w:rFonts w:ascii="Arial" w:cs="Arial" w:eastAsia="Arial" w:hAnsi="Arial"/>
+                <w:sz w:val="20"/>
+                <w:szCs w:val="20"/>
+              </w:rPr>
+              <w:br/>
+              <w:t xml:space="preserve"/>
+            </w:r>
+            <w:r>
+              <w:rPr>
+                <w:rFonts w:ascii="Arial" w:cs="Arial" w:eastAsia="Arial" w:hAnsi="Arial"/>
+                <w:b w:val="false"/>
+                <w:bCs w:val="false"/>
+                <w:i w:val="false"/>
+                <w:iCs w:val="false"/>
+                <w:color w:val="000000"/>
+                <w:sz w:val="20"/>
+                <w:szCs w:val="20"/>
+              </w:rPr>
+              <w:t xml:space="preserve">    • Store in a list</w:t>
+            </w:r>
+            <w:r>
+              <w:rPr>
+                <w:rFonts w:ascii="Arial" w:cs="Arial" w:eastAsia="Arial" w:hAnsi="Arial"/>
+                <w:sz w:val="20"/>
+                <w:szCs w:val="20"/>
+              </w:rPr>
+              <w:br/>
+              <w:t xml:space="preserve"/>
+            </w:r>
+            <w:r>
+              <w:rPr>
+                <w:rFonts w:ascii="Arial" w:cs="Arial" w:eastAsia="Arial" w:hAnsi="Arial"/>
+                <w:b w:val="false"/>
+                <w:bCs w:val="false"/>
+                <w:i w:val="false"/>
+                <w:iCs w:val="false"/>
+                <w:color w:val="000000"/>
+                <w:sz w:val="20"/>
+                <w:szCs w:val="20"/>
+              </w:rPr>
+              <w:t xml:space="preserve">    • Calculate: sum, average, count, highest, lowest, median</w:t>
+            </w:r>
+            <w:r>
+              <w:rPr>
+                <w:rFonts w:ascii="Arial" w:cs="Arial" w:eastAsia="Arial" w:hAnsi="Arial"/>
+                <w:sz w:val="20"/>
+                <w:szCs w:val="20"/>
+              </w:rPr>
+              <w:br/>
+              <w:t xml:space="preserve"/>
+            </w:r>
+            <w:r>
+              <w:rPr>
+                <w:rFonts w:ascii="Arial" w:cs="Arial" w:eastAsia="Arial" w:hAnsi="Arial"/>
+                <w:sz w:val="20"/>
+                <w:szCs w:val="20"/>
+              </w:rPr>
+              <w:br/>
+              <w:t xml:space="preserve"/>
+            </w:r>
+            <w:r>
+              <w:rPr>
+                <w:rFonts w:ascii="Arial" w:cs="Arial" w:eastAsia="Arial" w:hAnsi="Arial"/>
+                <w:b/>
+                <w:bCs/>
+                <w:i w:val="false"/>
+                <w:iCs w:val="false"/>
+                <w:color w:val="000000"/>
+                <w:sz w:val="20"/>
+                <w:szCs w:val="20"/>
+              </w:rPr>
+              <w:t xml:space="preserve">Vocabulary: </w:t>
+            </w:r>
+            <w:r>
+              <w:rPr>
+                <w:rFonts w:ascii="Arial" w:cs="Arial" w:eastAsia="Arial" w:hAnsi="Arial"/>
+                <w:b w:val="false"/>
+                <w:bCs w:val="false"/>
+                <w:i w:val="false"/>
+                <w:iCs w:val="false"/>
+                <w:color w:val="000000"/>
+                <w:sz w:val="20"/>
+                <w:szCs w:val="20"/>
+              </w:rPr>
+              <w:t xml:space="preserve">Features, Sample Run</w:t>
+            </w:r>
+            <w:r>
+              <w:rPr>
+                <w:rFonts w:ascii="Arial" w:cs="Arial" w:eastAsia="Arial" w:hAnsi="Arial"/>
+                <w:sz w:val="20"/>
+                <w:szCs w:val="20"/>
+              </w:rPr>
+              <w:br/>
+              <w:t xml:space="preserve"/>
+            </w:r>
+            <w:r>
+              <w:rPr>
+                <w:rFonts w:ascii="Arial" w:cs="Arial" w:eastAsia="Arial" w:hAnsi="Arial"/>
+                <w:sz w:val="20"/>
+                <w:szCs w:val="20"/>
+              </w:rPr>
+              <w:br/>
+              <w:t xml:space="preserve"/>
+            </w:r>
+            <w:r>
+              <w:rPr>
+                <w:rFonts w:ascii="Arial" w:cs="Arial" w:eastAsia="Arial" w:hAnsi="Arial"/>
+                <w:b/>
+                <w:bCs/>
+                <w:i/>
+                <w:iCs/>
+                <w:color w:val="555555"/>
+                <w:sz w:val="20"/>
+                <w:szCs w:val="20"/>
+              </w:rPr>
+              <w:t xml:space="preserve">→ Live Demo — </w:t>
+            </w:r>
+            <w:r>
+              <w:rPr>
+                <w:rFonts w:ascii="Arial" w:cs="Arial" w:eastAsia="Arial" w:hAnsi="Arial"/>
+                <w:b w:val="false"/>
+                <w:bCs w:val="false"/>
+                <w:i/>
+                <w:iCs/>
+                <w:color w:val="555555"/>
+                <w:sz w:val="20"/>
+                <w:szCs w:val="20"/>
+              </w:rPr>
+              <w:t xml:space="preserve">type examples as students follow along in their own editor.</w:t>
+            </w:r>
+            <w:r>
+              <w:rPr>
+                <w:rFonts w:ascii="Arial" w:cs="Arial" w:eastAsia="Arial" w:hAnsi="Arial"/>
+                <w:sz w:val="20"/>
+                <w:szCs w:val="20"/>
+              </w:rPr>
+              <w:br/>
+              <w:t xml:space="preserve"/>
+            </w:r>
+            <w:r>
+              <w:rPr>
+                <w:rFonts w:ascii="Arial" w:cs="Arial" w:eastAsia="Arial" w:hAnsi="Arial"/>
+                <w:b/>
+                <w:bCs/>
+                <w:i/>
+                <w:iCs/>
+                <w:color w:val="555555"/>
+                <w:sz w:val="20"/>
+                <w:szCs w:val="20"/>
+              </w:rPr>
+              <w:t xml:space="preserve">→ Check for Understanding: </w:t>
+            </w:r>
+            <w:r>
+              <w:rPr>
+                <w:rFonts w:ascii="Arial" w:cs="Arial" w:eastAsia="Arial" w:hAnsi="Arial"/>
+                <w:b w:val="false"/>
+                <w:bCs w:val="false"/>
+                <w:i/>
+                <w:iCs/>
+                <w:color w:val="555555"/>
+                <w:sz w:val="20"/>
+                <w:szCs w:val="20"/>
+              </w:rPr>
+              <w:t xml:space="preserve">pause and cold-call: “Can someone explain what we just did in their own words?”</w:t>
             </w:r>
           </w:p>
         </w:tc>
@@ -377,9 +1021,9 @@
               <w:right w:val="single" w:color="CCCCCC" w:sz="1"/>
             </w:tcBorders>
             <w:tcMar>
-              <w:top w:type="dxa" w:w="60"/>
+              <w:top w:type="dxa" w:w="80"/>
               <w:left w:type="dxa" w:w="120"/>
-              <w:bottom w:type="dxa" w:w="60"/>
+              <w:bottom w:type="dxa" w:w="80"/>
               <w:right w:type="dxa" w:w="120"/>
             </w:tcMar>
           </w:tcPr>
@@ -406,20 +1050,90 @@
               <w:right w:val="single" w:color="CCCCCC" w:sz="1"/>
             </w:tcBorders>
             <w:tcMar>
-              <w:top w:type="dxa" w:w="60"/>
+              <w:top w:type="dxa" w:w="80"/>
               <w:left w:type="dxa" w:w="120"/>
-              <w:bottom w:type="dxa" w:w="60"/>
+              <w:bottom w:type="dxa" w:w="80"/>
               <w:right w:type="dxa" w:w="120"/>
             </w:tcMar>
           </w:tcPr>
           <w:p>
-            <w:r>
-              <w:rPr>
-                <w:rFonts w:ascii="Arial" w:cs="Arial" w:eastAsia="Arial" w:hAnsi="Arial"/>
-                <w:sz w:val="20"/>
-                <w:szCs w:val="20"/>
+            <w:pPr>
+              <w:spacing w:after="80" w:before="80"/>
+            </w:pPr>
+            <w:r>
+              <w:rPr>
+                <w:rFonts w:ascii="Arial" w:cs="Arial" w:eastAsia="Arial" w:hAnsi="Arial"/>
+                <w:b/>
+                <w:bCs/>
+                <w:i w:val="false"/>
+                <w:iCs w:val="false"/>
+                <w:color w:val="000000"/>
+                <w:sz w:val="22"/>
+                <w:szCs w:val="22"/>
               </w:rPr>
               <w:t xml:space="preserve">Guided Practice</w:t>
+            </w:r>
+            <w:r>
+              <w:rPr>
+                <w:rFonts w:ascii="Arial" w:cs="Arial" w:eastAsia="Arial" w:hAnsi="Arial"/>
+                <w:sz w:val="20"/>
+                <w:szCs w:val="20"/>
+              </w:rPr>
+              <w:br/>
+              <w:t xml:space="preserve"/>
+            </w:r>
+            <w:r>
+              <w:rPr>
+                <w:rFonts w:ascii="Arial" w:cs="Arial" w:eastAsia="Arial" w:hAnsi="Arial"/>
+                <w:sz w:val="20"/>
+                <w:szCs w:val="20"/>
+              </w:rPr>
+              <w:br/>
+              <w:t xml:space="preserve"/>
+            </w:r>
+            <w:r>
+              <w:rPr>
+                <w:rFonts w:ascii="Arial" w:cs="Arial" w:eastAsia="Arial" w:hAnsi="Arial"/>
+                <w:b w:val="false"/>
+                <w:bCs w:val="false"/>
+                <w:i w:val="false"/>
+                <w:iCs w:val="false"/>
+                <w:color w:val="000000"/>
+                <w:sz w:val="20"/>
+                <w:szCs w:val="20"/>
+              </w:rPr>
+              <w:t xml:space="preserve">Day 89 (Today): Planning &amp; Setup</w:t>
+            </w:r>
+            <w:r>
+              <w:rPr>
+                <w:rFonts w:ascii="Arial" w:cs="Arial" w:eastAsia="Arial" w:hAnsi="Arial"/>
+                <w:sz w:val="20"/>
+                <w:szCs w:val="20"/>
+              </w:rPr>
+              <w:br/>
+              <w:t xml:space="preserve"/>
+            </w:r>
+            <w:r>
+              <w:rPr>
+                <w:rFonts w:ascii="Arial" w:cs="Arial" w:eastAsia="Arial" w:hAnsi="Arial"/>
+                <w:sz w:val="20"/>
+                <w:szCs w:val="20"/>
+              </w:rPr>
+              <w:br/>
+              <w:t xml:space="preserve"/>
+            </w:r>
+            <w:r>
+              <w:rPr>
+                <w:rFonts w:ascii="Arial" w:cs="Arial" w:eastAsia="Arial" w:hAnsi="Arial"/>
+                <w:b w:val="false"/>
+                <w:bCs w:val="false"/>
+                <w:i/>
+                <w:iCs/>
+                <w:color w:val="555555"/>
+                <w:sz w:val="20"/>
+                <w:szCs w:val="20"/>
+              </w:rPr>
+              <w:t xml:space="preserve">→ Teacher models — students try alongside, then compare results.</w:t>
             </w:r>
           </w:p>
         </w:tc>
@@ -435,9 +1149,9 @@
               <w:right w:val="single" w:color="CCCCCC" w:sz="1"/>
             </w:tcBorders>
             <w:tcMar>
-              <w:top w:type="dxa" w:w="60"/>
+              <w:top w:type="dxa" w:w="80"/>
               <w:left w:type="dxa" w:w="120"/>
-              <w:bottom w:type="dxa" w:w="60"/>
+              <w:bottom w:type="dxa" w:w="80"/>
               <w:right w:type="dxa" w:w="120"/>
             </w:tcMar>
           </w:tcPr>
@@ -450,7 +1164,7 @@
                 <w:sz w:val="20"/>
                 <w:szCs w:val="20"/>
               </w:rPr>
-              <w:t xml:space="preserve">15-20 min</w:t>
+              <w:t xml:space="preserve">15–20 min</w:t>
             </w:r>
           </w:p>
         </w:tc>
@@ -464,20 +1178,81 @@
               <w:right w:val="single" w:color="CCCCCC" w:sz="1"/>
             </w:tcBorders>
             <w:tcMar>
-              <w:top w:type="dxa" w:w="60"/>
+              <w:top w:type="dxa" w:w="80"/>
               <w:left w:type="dxa" w:w="120"/>
-              <w:bottom w:type="dxa" w:w="60"/>
+              <w:bottom w:type="dxa" w:w="80"/>
               <w:right w:type="dxa" w:w="120"/>
             </w:tcMar>
           </w:tcPr>
           <w:p>
-            <w:r>
-              <w:rPr>
-                <w:rFonts w:ascii="Arial" w:cs="Arial" w:eastAsia="Arial" w:hAnsi="Arial"/>
-                <w:sz w:val="20"/>
-                <w:szCs w:val="20"/>
+            <w:pPr>
+              <w:spacing w:after="80" w:before="80"/>
+            </w:pPr>
+            <w:r>
+              <w:rPr>
+                <w:rFonts w:ascii="Arial" w:cs="Arial" w:eastAsia="Arial" w:hAnsi="Arial"/>
+                <w:b/>
+                <w:bCs/>
+                <w:i w:val="false"/>
+                <w:iCs w:val="false"/>
+                <w:color w:val="000000"/>
+                <w:sz w:val="22"/>
+                <w:szCs w:val="22"/>
               </w:rPr>
               <w:t xml:space="preserve">Independent Practice / Code Along</w:t>
+            </w:r>
+            <w:r>
+              <w:rPr>
+                <w:rFonts w:ascii="Arial" w:cs="Arial" w:eastAsia="Arial" w:hAnsi="Arial"/>
+                <w:sz w:val="20"/>
+                <w:szCs w:val="20"/>
+              </w:rPr>
+              <w:br/>
+              <w:t xml:space="preserve"/>
+            </w:r>
+            <w:r>
+              <w:rPr>
+                <w:rFonts w:ascii="Arial" w:cs="Arial" w:eastAsia="Arial" w:hAnsi="Arial"/>
+                <w:b w:val="false"/>
+                <w:bCs w:val="false"/>
+                <w:i w:val="false"/>
+                <w:iCs w:val="false"/>
+                <w:color w:val="000000"/>
+                <w:sz w:val="20"/>
+                <w:szCs w:val="20"/>
+              </w:rPr>
+              <w:t xml:space="preserve">    Work through problems from the day's exercise set.</w:t>
+            </w:r>
+            <w:r>
+              <w:rPr>
+                <w:rFonts w:ascii="Arial" w:cs="Arial" w:eastAsia="Arial" w:hAnsi="Arial"/>
+                <w:sz w:val="20"/>
+                <w:szCs w:val="20"/>
+              </w:rPr>
+              <w:br/>
+              <w:t xml:space="preserve"/>
+            </w:r>
+            <w:r>
+              <w:rPr>
+                <w:rFonts w:ascii="Arial" w:cs="Arial" w:eastAsia="Arial" w:hAnsi="Arial"/>
+                <w:sz w:val="20"/>
+                <w:szCs w:val="20"/>
+              </w:rPr>
+              <w:br/>
+              <w:t xml:space="preserve"/>
+            </w:r>
+            <w:r>
+              <w:rPr>
+                <w:rFonts w:ascii="Arial" w:cs="Arial" w:eastAsia="Arial" w:hAnsi="Arial"/>
+                <w:b w:val="false"/>
+                <w:bCs w:val="false"/>
+                <w:i/>
+                <w:iCs/>
+                <w:color w:val="555555"/>
+                <w:sz w:val="20"/>
+                <w:szCs w:val="20"/>
+              </w:rPr>
+              <w:t xml:space="preserve">→ Teacher circulates — offer hints, check for understanding.</w:t>
             </w:r>
           </w:p>
         </w:tc>
@@ -493,9 +1268,9 @@
               <w:right w:val="single" w:color="CCCCCC" w:sz="1"/>
             </w:tcBorders>
             <w:tcMar>
-              <w:top w:type="dxa" w:w="60"/>
+              <w:top w:type="dxa" w:w="80"/>
               <w:left w:type="dxa" w:w="120"/>
-              <w:bottom w:type="dxa" w:w="60"/>
+              <w:bottom w:type="dxa" w:w="80"/>
               <w:right w:type="dxa" w:w="120"/>
             </w:tcMar>
           </w:tcPr>
@@ -522,20 +1297,90 @@
               <w:right w:val="single" w:color="CCCCCC" w:sz="1"/>
             </w:tcBorders>
             <w:tcMar>
-              <w:top w:type="dxa" w:w="60"/>
+              <w:top w:type="dxa" w:w="80"/>
               <w:left w:type="dxa" w:w="120"/>
-              <w:bottom w:type="dxa" w:w="60"/>
+              <w:bottom w:type="dxa" w:w="80"/>
               <w:right w:type="dxa" w:w="120"/>
             </w:tcMar>
           </w:tcPr>
           <w:p>
-            <w:r>
-              <w:rPr>
-                <w:rFonts w:ascii="Arial" w:cs="Arial" w:eastAsia="Arial" w:hAnsi="Arial"/>
-                <w:sz w:val="20"/>
-                <w:szCs w:val="20"/>
+            <w:pPr>
+              <w:spacing w:after="80" w:before="80"/>
+            </w:pPr>
+            <w:r>
+              <w:rPr>
+                <w:rFonts w:ascii="Arial" w:cs="Arial" w:eastAsia="Arial" w:hAnsi="Arial"/>
+                <w:b/>
+                <w:bCs/>
+                <w:i w:val="false"/>
+                <w:iCs w:val="false"/>
+                <w:color w:val="000000"/>
+                <w:sz w:val="22"/>
+                <w:szCs w:val="22"/>
               </w:rPr>
               <w:t xml:space="preserve">Exit Ticket / Wrap-Up</w:t>
+            </w:r>
+            <w:r>
+              <w:rPr>
+                <w:rFonts w:ascii="Arial" w:cs="Arial" w:eastAsia="Arial" w:hAnsi="Arial"/>
+                <w:sz w:val="20"/>
+                <w:szCs w:val="20"/>
+              </w:rPr>
+              <w:br/>
+              <w:t xml:space="preserve"/>
+            </w:r>
+            <w:r>
+              <w:rPr>
+                <w:rFonts w:ascii="Arial" w:cs="Arial" w:eastAsia="Arial" w:hAnsi="Arial"/>
+                <w:sz w:val="20"/>
+                <w:szCs w:val="20"/>
+              </w:rPr>
+              <w:br/>
+              <w:t xml:space="preserve"/>
+            </w:r>
+            <w:r>
+              <w:rPr>
+                <w:rFonts w:ascii="Arial" w:cs="Arial" w:eastAsia="Arial" w:hAnsi="Arial"/>
+                <w:b w:val="false"/>
+                <w:bCs w:val="false"/>
+                <w:i w:val="false"/>
+                <w:iCs w:val="false"/>
+                <w:color w:val="000000"/>
+                <w:sz w:val="20"/>
+                <w:szCs w:val="20"/>
+              </w:rPr>
+              <w:t xml:space="preserve">Quick Check: Apply loops and lists to create an interactive, complete program with user input, data processing, and output?</w:t>
+            </w:r>
+            <w:r>
+              <w:rPr>
+                <w:rFonts w:ascii="Arial" w:cs="Arial" w:eastAsia="Arial" w:hAnsi="Arial"/>
+                <w:sz w:val="20"/>
+                <w:szCs w:val="20"/>
+              </w:rPr>
+              <w:br/>
+              <w:t xml:space="preserve"/>
+            </w:r>
+            <w:r>
+              <w:rPr>
+                <w:rFonts w:ascii="Arial" w:cs="Arial" w:eastAsia="Arial" w:hAnsi="Arial"/>
+                <w:sz w:val="20"/>
+                <w:szCs w:val="20"/>
+              </w:rPr>
+              <w:br/>
+              <w:t xml:space="preserve"/>
+            </w:r>
+            <w:r>
+              <w:rPr>
+                <w:rFonts w:ascii="Arial" w:cs="Arial" w:eastAsia="Arial" w:hAnsi="Arial"/>
+                <w:b w:val="false"/>
+                <w:bCs w:val="false"/>
+                <w:i/>
+                <w:iCs/>
+                <w:color w:val="555555"/>
+                <w:sz w:val="20"/>
+                <w:szCs w:val="20"/>
+              </w:rPr>
+              <w:t xml:space="preserve">→ 3–2–1: Name 3 things learned, 2 new vocab words, 1 question you still have.</w:t>
             </w:r>
           </w:p>
         </w:tc>
@@ -1612,33 +2457,98 @@
                 <w:sz w:val="18"/>
                 <w:szCs w:val="18"/>
               </w:rPr>
-              <w:t xml:space="preserve"># Mini-Project: [Option A or B]</w:t>
-            </w:r>
-          </w:p>
-          <w:p>
-            <w:pPr>
-              <w:spacing w:after="20"/>
-            </w:pPr>
-            <w:r>
-              <w:rPr>
-                <w:rFonts w:ascii="Courier New" w:cs="Courier New" w:eastAsia="Courier New" w:hAnsi="Courier New"/>
-                <w:sz w:val="18"/>
-                <w:szCs w:val="18"/>
-              </w:rPr>
-              <w:t xml:space="preserve"># Name: ___________________</w:t>
-            </w:r>
-          </w:p>
-          <w:p>
-            <w:pPr>
-              <w:spacing w:after="20"/>
-            </w:pPr>
-            <w:r>
-              <w:rPr>
-                <w:rFonts w:ascii="Courier New" w:cs="Courier New" w:eastAsia="Courier New" w:hAnsi="Courier New"/>
-                <w:sz w:val="18"/>
-                <w:szCs w:val="18"/>
-              </w:rPr>
-              <w:t xml:space="preserve"># Date: ___________________</w:t>
+              <w:t xml:space="preserve">data = []</w:t>
+            </w:r>
+          </w:p>
+          <w:p>
+            <w:pPr>
+              <w:spacing w:after="20"/>
+            </w:pPr>
+            <w:r>
+              <w:rPr>
+                <w:rFonts w:ascii="Courier New" w:cs="Courier New" w:eastAsia="Courier New" w:hAnsi="Courier New"/>
+                <w:sz w:val="18"/>
+                <w:szCs w:val="18"/>
+              </w:rPr>
+              <w:t xml:space="preserve">while True:</w:t>
+            </w:r>
+          </w:p>
+          <w:p>
+            <w:pPr>
+              <w:spacing w:after="20"/>
+            </w:pPr>
+            <w:r>
+              <w:rPr>
+                <w:rFonts w:ascii="Courier New" w:cs="Courier New" w:eastAsia="Courier New" w:hAnsi="Courier New"/>
+                <w:sz w:val="18"/>
+                <w:szCs w:val="18"/>
+              </w:rPr>
+              <w:t xml:space="preserve">    # Get user input</w:t>
+            </w:r>
+          </w:p>
+          <w:p>
+            <w:pPr>
+              <w:spacing w:after="20"/>
+            </w:pPr>
+            <w:r>
+              <w:rPr>
+                <w:rFonts w:ascii="Courier New" w:cs="Courier New" w:eastAsia="Courier New" w:hAnsi="Courier New"/>
+                <w:sz w:val="18"/>
+                <w:szCs w:val="18"/>
+              </w:rPr>
+              <w:t xml:space="preserve">    value = input("Enter value ('done' to stop): ")</w:t>
+            </w:r>
+          </w:p>
+          <w:p>
+            <w:pPr>
+              <w:spacing w:after="20"/>
+            </w:pPr>
+            <w:r>
+              <w:rPr>
+                <w:rFonts w:ascii="Courier New" w:cs="Courier New" w:eastAsia="Courier New" w:hAnsi="Courier New"/>
+                <w:sz w:val="18"/>
+                <w:szCs w:val="18"/>
+              </w:rPr>
+              <w:t xml:space="preserve">    if value == "done":</w:t>
+            </w:r>
+          </w:p>
+          <w:p>
+            <w:pPr>
+              <w:spacing w:after="20"/>
+            </w:pPr>
+            <w:r>
+              <w:rPr>
+                <w:rFonts w:ascii="Courier New" w:cs="Courier New" w:eastAsia="Courier New" w:hAnsi="Courier New"/>
+                <w:sz w:val="18"/>
+                <w:szCs w:val="18"/>
+              </w:rPr>
+              <w:t xml:space="preserve">        break</w:t>
+            </w:r>
+          </w:p>
+          <w:p>
+            <w:pPr>
+              <w:spacing w:after="20"/>
+            </w:pPr>
+            <w:r>
+              <w:rPr>
+                <w:rFonts w:ascii="Courier New" w:cs="Courier New" w:eastAsia="Courier New" w:hAnsi="Courier New"/>
+                <w:sz w:val="18"/>
+                <w:szCs w:val="18"/>
+              </w:rPr>
+              <w:t xml:space="preserve">    # Add to list</w:t>
+            </w:r>
+          </w:p>
+          <w:p>
+            <w:pPr>
+              <w:spacing w:after="20"/>
+            </w:pPr>
+            <w:r>
+              <w:rPr>
+                <w:rFonts w:ascii="Courier New" w:cs="Courier New" w:eastAsia="Courier New" w:hAnsi="Courier New"/>
+                <w:sz w:val="18"/>
+                <w:szCs w:val="18"/>
+              </w:rPr>
+              <w:t xml:space="preserve">    data.append(value)</w:t>
             </w:r>
           </w:p>
           <w:p>
@@ -1664,136 +2574,6 @@
                 <w:sz w:val="18"/>
                 <w:szCs w:val="18"/>
               </w:rPr>
-              <w:t xml:space="preserve"># ===== INPUT =====</w:t>
-            </w:r>
-          </w:p>
-          <w:p>
-            <w:pPr>
-              <w:spacing w:after="20"/>
-            </w:pPr>
-            <w:r>
-              <w:rPr>
-                <w:rFonts w:ascii="Courier New" w:cs="Courier New" w:eastAsia="Courier New" w:hAnsi="Courier New"/>
-                <w:sz w:val="18"/>
-                <w:szCs w:val="18"/>
-              </w:rPr>
-              <w:t xml:space="preserve"># Collect data from user</w:t>
-            </w:r>
-          </w:p>
-          <w:p>
-            <w:pPr>
-              <w:spacing w:after="20"/>
-            </w:pPr>
-            <w:r>
-              <w:rPr>
-                <w:rFonts w:ascii="Courier New" w:cs="Courier New" w:eastAsia="Courier New" w:hAnsi="Courier New"/>
-                <w:sz w:val="18"/>
-                <w:szCs w:val="18"/>
-              </w:rPr>
-              <w:t xml:space="preserve">data = []</w:t>
-            </w:r>
-          </w:p>
-          <w:p>
-            <w:pPr>
-              <w:spacing w:after="20"/>
-            </w:pPr>
-            <w:r>
-              <w:rPr>
-                <w:rFonts w:ascii="Courier New" w:cs="Courier New" w:eastAsia="Courier New" w:hAnsi="Courier New"/>
-                <w:sz w:val="18"/>
-                <w:szCs w:val="18"/>
-              </w:rPr>
-              <w:t xml:space="preserve">while True:</w:t>
-            </w:r>
-          </w:p>
-          <w:p>
-            <w:pPr>
-              <w:spacing w:after="20"/>
-            </w:pPr>
-            <w:r>
-              <w:rPr>
-                <w:rFonts w:ascii="Courier New" w:cs="Courier New" w:eastAsia="Courier New" w:hAnsi="Courier New"/>
-                <w:sz w:val="18"/>
-                <w:szCs w:val="18"/>
-              </w:rPr>
-              <w:t xml:space="preserve">    # Get user input</w:t>
-            </w:r>
-          </w:p>
-          <w:p>
-            <w:pPr>
-              <w:spacing w:after="20"/>
-            </w:pPr>
-            <w:r>
-              <w:rPr>
-                <w:rFonts w:ascii="Courier New" w:cs="Courier New" w:eastAsia="Courier New" w:hAnsi="Courier New"/>
-                <w:sz w:val="18"/>
-                <w:szCs w:val="18"/>
-              </w:rPr>
-              <w:t xml:space="preserve">    value = input("Enter value ('done' to stop): ")</w:t>
-            </w:r>
-          </w:p>
-          <w:p>
-            <w:pPr>
-              <w:spacing w:after="20"/>
-            </w:pPr>
-            <w:r>
-              <w:rPr>
-                <w:rFonts w:ascii="Courier New" w:cs="Courier New" w:eastAsia="Courier New" w:hAnsi="Courier New"/>
-                <w:sz w:val="18"/>
-                <w:szCs w:val="18"/>
-              </w:rPr>
-              <w:t xml:space="preserve">    if value == "done":</w:t>
-            </w:r>
-          </w:p>
-          <w:p>
-            <w:pPr>
-              <w:spacing w:after="20"/>
-            </w:pPr>
-            <w:r>
-              <w:rPr>
-                <w:rFonts w:ascii="Courier New" w:cs="Courier New" w:eastAsia="Courier New" w:hAnsi="Courier New"/>
-                <w:sz w:val="18"/>
-                <w:szCs w:val="18"/>
-              </w:rPr>
-              <w:t xml:space="preserve">        break</w:t>
-            </w:r>
-          </w:p>
-          <w:p>
-            <w:pPr>
-              <w:spacing w:after="20"/>
-            </w:pPr>
-            <w:r>
-              <w:rPr>
-                <w:rFonts w:ascii="Courier New" w:cs="Courier New" w:eastAsia="Courier New" w:hAnsi="Courier New"/>
-                <w:sz w:val="18"/>
-                <w:szCs w:val="18"/>
-              </w:rPr>
-              <w:t xml:space="preserve">    # Add to list</w:t>
-            </w:r>
-          </w:p>
-          <w:p>
-            <w:pPr>
-              <w:spacing w:after="20"/>
-            </w:pPr>
-            <w:r>
-              <w:rPr>
-                <w:rFonts w:ascii="Courier New" w:cs="Courier New" w:eastAsia="Courier New" w:hAnsi="Courier New"/>
-                <w:sz w:val="18"/>
-                <w:szCs w:val="18"/>
-              </w:rPr>
-              <w:t xml:space="preserve">    data.append(value)</w:t>
-            </w:r>
-          </w:p>
-          <w:p>
-            <w:pPr>
-              <w:spacing w:after="20"/>
-            </w:pPr>
-            <w:r>
-              <w:rPr>
-                <w:rFonts w:ascii="Courier New" w:cs="Courier New" w:eastAsia="Courier New" w:hAnsi="Courier New"/>
-                <w:sz w:val="18"/>
-                <w:szCs w:val="18"/>
-              </w:rPr>
               <w:t xml:space="preserve"> </w:t>
             </w:r>
           </w:p>
@@ -1807,32 +2587,6 @@
                 <w:sz w:val="18"/>
                 <w:szCs w:val="18"/>
               </w:rPr>
-              <w:t xml:space="preserve"># ===== PROCESSING =====</w:t>
-            </w:r>
-          </w:p>
-          <w:p>
-            <w:pPr>
-              <w:spacing w:after="20"/>
-            </w:pPr>
-            <w:r>
-              <w:rPr>
-                <w:rFonts w:ascii="Courier New" w:cs="Courier New" w:eastAsia="Courier New" w:hAnsi="Courier New"/>
-                <w:sz w:val="18"/>
-                <w:szCs w:val="18"/>
-              </w:rPr>
-              <w:t xml:space="preserve"># Calculate results</w:t>
-            </w:r>
-          </w:p>
-          <w:p>
-            <w:pPr>
-              <w:spacing w:after="20"/>
-            </w:pPr>
-            <w:r>
-              <w:rPr>
-                <w:rFonts w:ascii="Courier New" w:cs="Courier New" w:eastAsia="Courier New" w:hAnsi="Courier New"/>
-                <w:sz w:val="18"/>
-                <w:szCs w:val="18"/>
-              </w:rPr>
               <w:t xml:space="preserve"> </w:t>
             </w:r>
           </w:p>
@@ -1846,20 +2600,33 @@
                 <w:sz w:val="18"/>
                 <w:szCs w:val="18"/>
               </w:rPr>
-              <w:t xml:space="preserve"># ===== OUTPUT =====</w:t>
-            </w:r>
-          </w:p>
-          <w:p>
-            <w:pPr>
-              <w:spacing w:after="20"/>
-            </w:pPr>
-            <w:r>
-              <w:rPr>
-                <w:rFonts w:ascii="Courier New" w:cs="Courier New" w:eastAsia="Courier New" w:hAnsi="Courier New"/>
-                <w:sz w:val="18"/>
-                <w:szCs w:val="18"/>
-              </w:rPr>
-              <w:t xml:space="preserve"># Display results</w:t>
+              <w:t xml:space="preserve"> </w:t>
+            </w:r>
+          </w:p>
+          <w:p>
+            <w:pPr>
+              <w:spacing w:after="20"/>
+            </w:pPr>
+            <w:r>
+              <w:rPr>
+                <w:rFonts w:ascii="Courier New" w:cs="Courier New" w:eastAsia="Courier New" w:hAnsi="Courier New"/>
+                <w:sz w:val="18"/>
+                <w:szCs w:val="18"/>
+              </w:rPr>
+              <w:t xml:space="preserve"> </w:t>
+            </w:r>
+          </w:p>
+          <w:p>
+            <w:pPr>
+              <w:spacing w:after="20"/>
+            </w:pPr>
+            <w:r>
+              <w:rPr>
+                <w:rFonts w:ascii="Courier New" w:cs="Courier New" w:eastAsia="Courier New" w:hAnsi="Courier New"/>
+                <w:sz w:val="18"/>
+                <w:szCs w:val="18"/>
+              </w:rPr>
+              <w:t xml:space="preserve"> </w:t>
             </w:r>
           </w:p>
           <w:p>

--- a/Coding 1 - year/Unit 4 - Loops and Iteration/Daily Lesson Plans/Word/Day 89.docx
+++ b/Coding 1 - year/Unit 4 - Loops and Iteration/Daily Lesson Plans/Word/Day 89.docx
@@ -380,7 +380,7 @@
                 <w:sz w:val="20"/>
                 <w:szCs w:val="20"/>
               </w:rPr>
-              <w:t xml:space="preserve">    What do you already know about how to apply loops and lists to create an interactive, complete program with user input, data processing, and output?</w:t>
+              <w:t xml:space="preserve">    Have you ever used loops before? Where might loops be useful in a real program?</w:t>
             </w:r>
             <w:r>
               <w:rPr>
@@ -477,7 +477,7 @@
                 <w:sz w:val="20"/>
                 <w:szCs w:val="20"/>
               </w:rPr>
-              <w:t xml:space="preserve">Today's Goal: By the end of class you will be able to apply loops and lists to create an interactive, complete program with user input, data processing, and output.</w:t>
+              <w:t xml:space="preserve">Today’s Goal: By the end of class you will be able to apply loops and lists to create an interactive, complete program with user input, data processing, and output.</w:t>
             </w:r>
             <w:r>
               <w:rPr>
@@ -1349,7 +1349,7 @@
                 <w:sz w:val="20"/>
                 <w:szCs w:val="20"/>
               </w:rPr>
-              <w:t xml:space="preserve">Quick Check: Apply loops and lists to create an interactive, complete program with user input, data processing, and output?</w:t>
+              <w:t xml:space="preserve">Write the key syntax or steps for using loops. What's one mistake beginners commonly make?</w:t>
             </w:r>
             <w:r>
               <w:rPr>

--- a/Coding 1 - year/Unit 4 - Loops and Iteration/Daily Lesson Plans/Word/Day 89.docx
+++ b/Coding 1 - year/Unit 4 - Loops and Iteration/Daily Lesson Plans/Word/Day 89.docx
@@ -1221,7 +1221,29 @@
                 <w:sz w:val="20"/>
                 <w:szCs w:val="20"/>
               </w:rPr>
-              <w:t xml:space="preserve">    Work through problems from the day's exercise set.</w:t>
+              <w:t xml:space="preserve">    Students complete the assessment independently.</w:t>
+            </w:r>
+            <w:r>
+              <w:rPr>
+                <w:rFonts w:ascii="Arial" w:cs="Arial" w:eastAsia="Arial" w:hAnsi="Arial"/>
+                <w:sz w:val="20"/>
+                <w:szCs w:val="20"/>
+              </w:rPr>
+              <w:br/>
+              <w:t xml:space="preserve"/>
+            </w:r>
+            <w:r>
+              <w:rPr>
+                <w:rFonts w:ascii="Arial" w:cs="Arial" w:eastAsia="Arial" w:hAnsi="Arial"/>
+                <w:b w:val="false"/>
+                <w:bCs w:val="false"/>
+                <w:i w:val="false"/>
+                <w:iCs w:val="false"/>
+                <w:color w:val="000000"/>
+                <w:sz w:val="20"/>
+                <w:szCs w:val="20"/>
+              </w:rPr>
+              <w:t xml:space="preserve">    Remind students to check their work before submitting.</w:t>
             </w:r>
             <w:r>
               <w:rPr>
